--- a/fuentes/CFA1_63110192_DU.docx
+++ b/fuentes/CFA1_63110192_DU.docx
@@ -16,16 +16,16 @@
         <mc:AlternateContent>
           <mc:Choice Requires="wps">
             <w:drawing>
-              <wp:anchor distT="0" distB="0" distL="114300" distR="114300" simplePos="0" relativeHeight="251660288" behindDoc="1" locked="0" layoutInCell="1" allowOverlap="1" wp14:anchorId="0853532D" wp14:editId="33440F55">
+              <wp:anchor distT="0" distB="0" distL="114300" distR="114300" simplePos="0" relativeHeight="251660288" behindDoc="1" locked="0" layoutInCell="1" allowOverlap="1" wp14:anchorId="0853532D" wp14:editId="3711B011">
                 <wp:simplePos x="0" y="0"/>
-                <wp:positionH relativeFrom="column">
-                  <wp:posOffset>-856277</wp:posOffset>
+                <wp:positionH relativeFrom="page">
+                  <wp:align>right</wp:align>
                 </wp:positionH>
                 <wp:positionV relativeFrom="paragraph">
-                  <wp:posOffset>398469</wp:posOffset>
+                  <wp:posOffset>396240</wp:posOffset>
                 </wp:positionV>
-                <wp:extent cx="7902899" cy="2590800"/>
-                <wp:effectExtent l="0" t="0" r="0" b="0"/>
+                <wp:extent cx="7902899" cy="2533650"/>
+                <wp:effectExtent l="0" t="0" r="3175" b="0"/>
                 <wp:wrapNone/>
                 <wp:docPr id="705825447" name="Rectángulo 3">
                   <a:extLst xmlns:a="http://schemas.openxmlformats.org/drawingml/2006/main">
@@ -42,7 +42,7 @@
                       <wps:spPr>
                         <a:xfrm>
                           <a:off x="0" y="0"/>
-                          <a:ext cx="7902899" cy="2590800"/>
+                          <a:ext cx="7902899" cy="2533650"/>
                         </a:xfrm>
                         <a:prstGeom prst="rect">
                           <a:avLst/>
@@ -90,7 +90,9 @@
           </mc:Choice>
           <mc:Fallback>
             <w:pict>
-              <v:rect w14:anchorId="081AE8B1" id="Rectángulo 3" o:spid="_x0000_s1026" alt="&quot;&quot;" style="position:absolute;margin-left:-67.4pt;margin-top:31.4pt;width:622.3pt;height:204pt;z-index:-251656192;visibility:visible;mso-wrap-style:square;mso-width-percent:0;mso-height-percent:0;mso-wrap-distance-left:9pt;mso-wrap-distance-top:0;mso-wrap-distance-right:9pt;mso-wrap-distance-bottom:0;mso-position-horizontal:absolute;mso-position-horizontal-relative:text;mso-position-vertical:absolute;mso-position-vertical-relative:text;mso-width-percent:0;mso-height-percent:0;mso-width-relative:margin;mso-height-relative:margin;v-text-anchor:middle" o:gfxdata="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" fillcolor="#00314d" stroked="f" strokeweight="1pt"/>
+              <v:rect w14:anchorId="384E242A" id="Rectángulo 3" o:spid="_x0000_s1026" alt="&quot;&quot;" style="position:absolute;margin-left:571.1pt;margin-top:31.2pt;width:622.3pt;height:199.5pt;z-index:-251656192;visibility:visible;mso-wrap-style:square;mso-width-percent:0;mso-height-percent:0;mso-wrap-distance-left:9pt;mso-wrap-distance-top:0;mso-wrap-distance-right:9pt;mso-wrap-distance-bottom:0;mso-position-horizontal:right;mso-position-horizontal-relative:page;mso-position-vertical:absolute;mso-position-vertical-relative:text;mso-width-percent:0;mso-height-percent:0;mso-width-relative:margin;mso-height-relative:margin;v-text-anchor:middle" o:gfxdata="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" fillcolor="#00314d" stroked="f" strokeweight="1pt">
+                <w10:wrap anchorx="page"/>
+              </v:rect>
             </w:pict>
           </mc:Fallback>
         </mc:AlternateContent>
@@ -279,7 +281,7 @@
                 <v:stroke joinstyle="miter"/>
                 <v:path gradientshapeok="t" o:connecttype="rect"/>
               </v:shapetype>
-              <v:shape id="Cuadro de texto 2" o:spid="_x0000_s1026" type="#_x0000_t202" alt="&quot;&quot;" style="position:absolute;left:0;text-align:left;margin-left:-14.2pt;margin-top:33.5pt;width:488.95pt;height:143.25pt;z-index:251662336;visibility:visible;mso-wrap-style:square;mso-width-percent:0;mso-height-percent:0;mso-wrap-distance-left:9pt;mso-wrap-distance-top:3.6pt;mso-wrap-distance-right:9pt;mso-wrap-distance-bottom:3.6pt;mso-position-horizontal:absolute;mso-position-horizontal-relative:text;mso-position-vertical:absolute;mso-position-vertical-relative:text;mso-width-percent:0;mso-height-percent:0;mso-width-relative:margin;mso-height-relative:margin;v-text-anchor:top" o:gfxdata="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" filled="f" stroked="f">
+              <v:shape id="Cuadro de texto 2" o:spid="_x0000_s1026" type="#_x0000_t202" alt="&quot;&quot;" style="position:absolute;left:0;text-align:left;margin-left:-14.2pt;margin-top:33.5pt;width:488.95pt;height:143.25pt;z-index:251662336;visibility:visible;mso-wrap-style:square;mso-width-percent:0;mso-height-percent:0;mso-wrap-distance-left:9pt;mso-wrap-distance-top:3.6pt;mso-wrap-distance-right:9pt;mso-wrap-distance-bottom:3.6pt;mso-position-horizontal:absolute;mso-position-horizontal-relative:text;mso-position-vertical:absolute;mso-position-vertical-relative:text;mso-width-percent:0;mso-height-percent:0;mso-width-relative:margin;mso-height-relative:margin;v-text-anchor:top" o:gfxdata="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" filled="f" stroked="f">
                 <v:textbox>
                   <w:txbxContent>
                     <w:p>
@@ -987,7 +989,14 @@
                 <w:rStyle w:val="Hipervnculo"/>
                 <w:noProof/>
               </w:rPr>
-              <w:t>Cliente</w:t>
+              <w:t>C</w:t>
+            </w:r>
+            <w:r>
+              <w:rPr>
+                <w:rStyle w:val="Hipervnculo"/>
+                <w:noProof/>
+              </w:rPr>
+              <w:t>liente</w:t>
             </w:r>
             <w:r>
               <w:rPr>
@@ -1419,8 +1428,7 @@
             </w:r>
             <w:r>
               <w:rPr>
-                <w:rStyle w:val="Hipervnculo"/>
-                <w:noProof/>
+                <w:rStyle w:val="Extranjerismo"/>
               </w:rPr>
               <w:t>Merchandising</w:t>
             </w:r>
@@ -1923,10 +1931,16 @@
             </w:r>
             <w:r>
               <w:rPr>
+                <w:rStyle w:val="Extranjerismo"/>
+              </w:rPr>
+              <w:t>Merchandising</w:t>
+            </w:r>
+            <w:r>
+              <w:rPr>
                 <w:rStyle w:val="Hipervnculo"/>
                 <w:noProof/>
               </w:rPr>
-              <w:t>Merchandising visual</w:t>
+              <w:t xml:space="preserve"> visual</w:t>
             </w:r>
             <w:r>
               <w:rPr>
@@ -3030,6 +3044,7 @@
     </w:p>
     <w:p>
       <w:pPr>
+        <w:jc w:val="center"/>
         <w:rPr>
           <w:lang w:val="en-US"/>
         </w:rPr>
@@ -3048,7 +3063,7 @@
           <w:noProof/>
         </w:rPr>
         <w:drawing>
-          <wp:inline distT="0" distB="0" distL="0" distR="0" wp14:anchorId="7CCA6735" wp14:editId="1DFD03B2">
+          <wp:inline distT="0" distB="0" distL="0" distR="0" wp14:anchorId="1475DB78" wp14:editId="08714D95">
             <wp:extent cx="5405964" cy="3040719"/>
             <wp:effectExtent l="0" t="0" r="4445" b="0"/>
             <wp:docPr id="1770131370" name="Imagen 4">
@@ -3166,7 +3181,6 @@
         <w:rPr>
           <w:b/>
           <w:bCs/>
-          <w:color w:val="000000" w:themeColor="text1"/>
           <w:lang w:val="es-419"/>
         </w:rPr>
         <w:tab/>
@@ -5447,10 +5461,10 @@
           <w:noProof/>
         </w:rPr>
         <w:drawing>
-          <wp:inline distT="0" distB="0" distL="0" distR="0" wp14:anchorId="175EB552" wp14:editId="7361DD83">
+          <wp:inline distT="0" distB="0" distL="0" distR="0" wp14:anchorId="175EB552" wp14:editId="79B42DC0">
             <wp:extent cx="6332220" cy="2176145"/>
             <wp:effectExtent l="0" t="0" r="5080" b="0"/>
-            <wp:docPr id="498073935" name="Imagen 1" descr="La figura muestra los aspectos que las empresas deben tener en cuenta para perfilar un cliente; esto es importante para el diseño de las estrategias de mercadeo.Demográficas: edad, género, ingresos.Geográficas: lugar de residencia.Psicográficas: estilo de vida y valores.Conductuales: hábitos de compra y lealtad."/>
+            <wp:docPr id="498073935" name="Imagen 1" descr="La figura muestra los aspectos que las empresas deben tener en cuenta para perfilar un cliente; esto es importante para el diseño de las estrategias de mercadeo."/>
             <wp:cNvGraphicFramePr>
               <a:graphicFrameLocks xmlns:a="http://schemas.openxmlformats.org/drawingml/2006/main" noChangeAspect="1"/>
             </wp:cNvGraphicFramePr>
@@ -5458,7 +5472,7 @@
               <a:graphicData uri="http://schemas.openxmlformats.org/drawingml/2006/picture">
                 <pic:pic xmlns:pic="http://schemas.openxmlformats.org/drawingml/2006/picture">
                   <pic:nvPicPr>
-                    <pic:cNvPr id="498073935" name="Imagen 1" descr="La figura muestra los aspectos que las empresas deben tener en cuenta para perfilar un cliente; esto es importante para el diseño de las estrategias de mercadeo.Demográficas: edad, género, ingresos.Geográficas: lugar de residencia.Psicográficas: estilo de vida y valores.Conductuales: hábitos de compra y lealtad."/>
+                    <pic:cNvPr id="498073935" name="Imagen 1" descr="La figura muestra los aspectos que las empresas deben tener en cuenta para perfilar un cliente; esto es importante para el diseño de las estrategias de mercadeo."/>
                     <pic:cNvPicPr/>
                   </pic:nvPicPr>
                   <pic:blipFill>
@@ -6390,6 +6404,7 @@
       <w:r>
         <w:rPr>
           <w:rStyle w:val="Extranjerismo"/>
+          <w:lang w:val="es-CO"/>
         </w:rPr>
         <w:t>fitness</w:t>
       </w:r>
@@ -6540,8 +6555,6 @@
         <w:pStyle w:val="Ttulo1"/>
         <w:rPr>
           <w:rStyle w:val="Extranjerismo"/>
-          <w:spacing w:val="-10"/>
-          <w:lang w:val="es-419"/>
         </w:rPr>
       </w:pPr>
       <w:r>
@@ -6551,8 +6564,6 @@
       <w:r>
         <w:rPr>
           <w:rStyle w:val="Extranjerismo"/>
-          <w:spacing w:val="-10"/>
-          <w:lang w:val="es-419"/>
         </w:rPr>
         <w:lastRenderedPageBreak/>
         <w:t>Merchandising</w:t>
@@ -7482,6 +7493,7 @@
       <w:r>
         <w:rPr>
           <w:rStyle w:val="Extranjerismo"/>
+          <w:lang w:val="es-CO"/>
         </w:rPr>
         <w:t>snacks</w:t>
       </w:r>
@@ -8382,8 +8394,14 @@
       </w:pPr>
       <w:bookmarkStart w:id="18" w:name="_Toc214367633"/>
       <w:r>
+        <w:rPr>
+          <w:rStyle w:val="Extranjerismo"/>
+        </w:rPr>
         <w:lastRenderedPageBreak/>
-        <w:t>Merchandising visual</w:t>
+        <w:t xml:space="preserve">Merchandising </w:t>
+      </w:r>
+      <w:r>
+        <w:t>visual</w:t>
       </w:r>
       <w:bookmarkEnd w:id="18"/>
     </w:p>
@@ -10948,7 +10966,7 @@
           <w:lang w:val="es-419" w:eastAsia="es-CO"/>
         </w:rPr>
         <w:lastRenderedPageBreak/>
-        <w:t xml:space="preserve">Se recomienda revisar los siguientes videos, los cuales cual aportaran conocimientos relevantes y reforzará contenido de relacionado con el tema </w:t>
+        <w:t xml:space="preserve">Se recomienda revisar los siguientes videos, los cuales aportaran conocimientos relevantes y reforzará contenido relacionado con el tema </w:t>
       </w:r>
       <w:r>
         <w:rPr>
@@ -11137,10 +11155,10 @@
           <w:lang w:val="es-419" w:eastAsia="es-CO"/>
         </w:rPr>
         <w:drawing>
-          <wp:inline distT="0" distB="0" distL="0" distR="0" wp14:anchorId="2098E6EF" wp14:editId="7CBE5DDE">
-            <wp:extent cx="5691955" cy="4253555"/>
-            <wp:effectExtent l="0" t="0" r="0" b="1270"/>
-            <wp:docPr id="152971019" name="Gráfico 4" descr="El componente formativo Principios del merchandising permite al aprendiz adquirir conocimientos esenciales sobre la presentación estratégica de productos y servicios en el punto de venta. A lo largo del proceso, el aprendiz comprende los conceptos, tipos y características de los productos, así como la importancia de identificar y segmentar al cliente. Además, desarrolla habilidades para aplicar los fundamentos del merchandising y utilizar elementos visuales como el layout, el mobiliario, la iluminación y el color, con el fin de crear experiencias de compra atractivas que respondan a estrategias comerciales efectivas."/>
+          <wp:inline distT="0" distB="0" distL="0" distR="0" wp14:anchorId="2098E6EF" wp14:editId="6CD8047C">
+            <wp:extent cx="5725117" cy="4279987"/>
+            <wp:effectExtent l="0" t="0" r="9525" b="6350"/>
+            <wp:docPr id="152971019" name="Gráfico 4"/>
             <wp:cNvGraphicFramePr>
               <a:graphicFrameLocks xmlns:a="http://schemas.openxmlformats.org/drawingml/2006/main" noChangeAspect="1"/>
             </wp:cNvGraphicFramePr>
@@ -11148,7 +11166,7 @@
               <a:graphicData uri="http://schemas.openxmlformats.org/drawingml/2006/picture">
                 <pic:pic xmlns:pic="http://schemas.openxmlformats.org/drawingml/2006/picture">
                   <pic:nvPicPr>
-                    <pic:cNvPr id="152971019" name="Gráfico 4" descr="El componente formativo Principios del merchandising permite al aprendiz adquirir conocimientos esenciales sobre la presentación estratégica de productos y servicios en el punto de venta. A lo largo del proceso, el aprendiz comprende los conceptos, tipos y características de los productos, así como la importancia de identificar y segmentar al cliente. Además, desarrolla habilidades para aplicar los fundamentos del merchandising y utilizar elementos visuales como el layout, el mobiliario, la iluminación y el color, con el fin de crear experiencias de compra atractivas que respondan a estrategias comerciales efectivas."/>
+                    <pic:cNvPr id="152971019" name="Gráfico 4"/>
                     <pic:cNvPicPr/>
                   </pic:nvPicPr>
                   <pic:blipFill>
@@ -11166,7 +11184,7 @@
                   <pic:spPr>
                     <a:xfrm>
                       <a:off x="0" y="0"/>
-                      <a:ext cx="5727325" cy="4279987"/>
+                      <a:ext cx="5725117" cy="4279987"/>
                     </a:xfrm>
                     <a:prstGeom prst="rect">
                       <a:avLst/>
@@ -12585,7 +12603,7 @@
             <w:rStyle w:val="Hipervnculo"/>
             <w:lang w:eastAsia="es-CO"/>
           </w:rPr>
-          <w:t>https://digitk.areandina.edu.co/bitstream/handle/areandina/1370/Merchandising.pd</w:t>
+          <w:t>https://digitk.areandina.edu.co/bitstream/handle/areandina/1370/Merchandising.pdf</w:t>
         </w:r>
       </w:hyperlink>
     </w:p>
@@ -13923,7 +13941,7 @@
                   <v:stroke joinstyle="miter"/>
                   <v:path gradientshapeok="t" o:connecttype="rect"/>
                 </v:shapetype>
-                <v:shape id="_x0000_s1027" type="#_x0000_t202" alt="&quot;&quot;" style="position:absolute;left:0;text-align:left;margin-left:16.1pt;margin-top:.65pt;width:455.15pt;height:41.4pt;z-index:251661312;visibility:visible;mso-wrap-style:square;mso-width-percent:0;mso-height-percent:0;mso-wrap-distance-left:9pt;mso-wrap-distance-top:3.6pt;mso-wrap-distance-right:9pt;mso-wrap-distance-bottom:3.6pt;mso-position-horizontal:absolute;mso-position-horizontal-relative:text;mso-position-vertical:absolute;mso-position-vertical-relative:text;mso-width-percent:0;mso-height-percent:0;mso-width-relative:margin;mso-height-relative:margin;v-text-anchor:top" o:gfxdata="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" stroked="f">
+                <v:shape id="_x0000_s1027" type="#_x0000_t202" alt="&quot;&quot;" style="position:absolute;left:0;text-align:left;margin-left:16.1pt;margin-top:.65pt;width:455.15pt;height:41.4pt;z-index:251661312;visibility:visible;mso-wrap-style:square;mso-width-percent:0;mso-height-percent:0;mso-wrap-distance-left:9pt;mso-wrap-distance-top:3.6pt;mso-wrap-distance-right:9pt;mso-wrap-distance-bottom:3.6pt;mso-position-horizontal:absolute;mso-position-horizontal-relative:text;mso-position-vertical:absolute;mso-position-vertical-relative:text;mso-width-percent:0;mso-height-percent:0;mso-width-relative:margin;mso-height-relative:margin;v-text-anchor:top" o:gfxdata="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" stroked="f">
                   <v:textbox>
                     <w:txbxContent>
                       <w:p>
@@ -25382,6 +25400,10 @@
 </file>
 
 <file path=customXml/item1.xml><?xml version="1.0" encoding="utf-8"?>
+<b:Sources xmlns:b="http://schemas.openxmlformats.org/officeDocument/2006/bibliography" xmlns="http://schemas.openxmlformats.org/officeDocument/2006/bibliography" SelectedStyle="\APASixthEditionOfficeOnline.xsl" StyleName="APA" Version="6"/>
+</file>
+
+<file path=customXml/item2.xml><?xml version="1.0" encoding="utf-8"?>
 <p:properties xmlns:p="http://schemas.microsoft.com/office/2006/metadata/properties" xmlns:xsi="http://www.w3.org/2001/XMLSchema-instance" xmlns:pc="http://schemas.microsoft.com/office/infopath/2007/PartnerControls">
   <documentManagement>
     <TaxCatchAll xmlns="adccf511-daff-4bcb-9072-914cedbf4c7e" xsi:nil="true"/>
@@ -25392,7 +25414,7 @@
 </p:properties>
 </file>
 
-<file path=customXml/item2.xml><?xml version="1.0" encoding="utf-8"?>
+<file path=customXml/item3.xml><?xml version="1.0" encoding="utf-8"?>
 <?mso-contentType ?>
 <FormTemplates xmlns="http://schemas.microsoft.com/sharepoint/v3/contenttype/forms">
   <Display>DocumentLibraryForm</Display>
@@ -25401,7 +25423,7 @@
 </FormTemplates>
 </file>
 
-<file path=customXml/item3.xml><?xml version="1.0" encoding="utf-8"?>
+<file path=customXml/item4.xml><?xml version="1.0" encoding="utf-8"?>
 <ct:contentTypeSchema xmlns:ct="http://schemas.microsoft.com/office/2006/metadata/contentType" xmlns:ma="http://schemas.microsoft.com/office/2006/metadata/properties/metaAttributes" ct:_="" ma:_="" ma:contentTypeName="Documento" ma:contentTypeID="0x010100FC2B1768DD5A774EB396CCAB0DE361C1" ma:contentTypeVersion="12" ma:contentTypeDescription="Crear nuevo documento." ma:contentTypeScope="" ma:versionID="cb0e967054766e77e9abf3380aaec2f9">
   <xsd:schema xmlns:xsd="http://www.w3.org/2001/XMLSchema" xmlns:xs="http://www.w3.org/2001/XMLSchema" xmlns:p="http://schemas.microsoft.com/office/2006/metadata/properties" xmlns:ns2="a70d3c18-0869-45a1-9f75-4b4b8f0f32be" xmlns:ns3="adccf511-daff-4bcb-9072-914cedbf4c7e" targetNamespace="http://schemas.microsoft.com/office/2006/metadata/properties" ma:root="true" ma:fieldsID="e7d77fbbcf22647d83eeb28c82daf0af" ns2:_="" ns3:_="">
     <xsd:import namespace="a70d3c18-0869-45a1-9f75-4b4b8f0f32be"/>
@@ -25602,22 +25624,26 @@
 </ct:contentTypeSchema>
 </file>
 
-<file path=customXml/item4.xml><?xml version="1.0" encoding="utf-8"?>
-<b:Sources xmlns:b="http://schemas.openxmlformats.org/officeDocument/2006/bibliography" xmlns="http://schemas.openxmlformats.org/officeDocument/2006/bibliography" SelectedStyle="\APASixthEditionOfficeOnline.xsl" StyleName="APA" Version="6"/>
-</file>
-
 <file path=customXml/itemProps1.xml><?xml version="1.0" encoding="utf-8"?>
-<ds:datastoreItem xmlns:ds="http://schemas.openxmlformats.org/officeDocument/2006/customXml" ds:itemID="{6929C9FE-9F22-4B98-96EF-1B541B3BD0B2}">
+<ds:datastoreItem xmlns:ds="http://schemas.openxmlformats.org/officeDocument/2006/customXml" ds:itemID="{E8AB44A3-7C62-4BD2-82ED-8ABC209970FA}">
   <ds:schemaRefs>
-    <ds:schemaRef ds:uri="http://schemas.microsoft.com/office/2006/metadata/properties"/>
-    <ds:schemaRef ds:uri="http://schemas.microsoft.com/office/infopath/2007/PartnerControls"/>
-    <ds:schemaRef ds:uri="cb45339b-ced9-4d0d-8f64-77573914d53b"/>
-    <ds:schemaRef ds:uri="43a3ca16-9c26-4813-b83f-4aec9927b43f"/>
+    <ds:schemaRef ds:uri="http://schemas.openxmlformats.org/officeDocument/2006/bibliography"/>
   </ds:schemaRefs>
 </ds:datastoreItem>
 </file>
 
 <file path=customXml/itemProps2.xml><?xml version="1.0" encoding="utf-8"?>
+<ds:datastoreItem xmlns:ds="http://schemas.openxmlformats.org/officeDocument/2006/customXml" ds:itemID="{6929C9FE-9F22-4B98-96EF-1B541B3BD0B2}">
+  <ds:schemaRefs>
+    <ds:schemaRef ds:uri="http://schemas.microsoft.com/office/2006/metadata/properties"/>
+    <ds:schemaRef ds:uri="http://schemas.microsoft.com/office/infopath/2007/PartnerControls"/>
+    <ds:schemaRef ds:uri="adccf511-daff-4bcb-9072-914cedbf4c7e"/>
+    <ds:schemaRef ds:uri="a70d3c18-0869-45a1-9f75-4b4b8f0f32be"/>
+  </ds:schemaRefs>
+</ds:datastoreItem>
+</file>
+
+<file path=customXml/itemProps3.xml><?xml version="1.0" encoding="utf-8"?>
 <ds:datastoreItem xmlns:ds="http://schemas.openxmlformats.org/officeDocument/2006/customXml" ds:itemID="{81CBDEC1-3B00-44ED-AD36-0268077980BA}">
   <ds:schemaRefs>
     <ds:schemaRef ds:uri="http://schemas.microsoft.com/sharepoint/v3/contenttype/forms"/>
@@ -25625,14 +25651,21 @@
 </ds:datastoreItem>
 </file>
 
-<file path=customXml/itemProps3.xml><?xml version="1.0" encoding="utf-8"?>
-<ds:datastoreItem xmlns:ds="http://schemas.openxmlformats.org/officeDocument/2006/customXml" ds:itemID="{6DC1037B-4B60-4FDB-B831-382C54FB57AE}"/>
-</file>
-
 <file path=customXml/itemProps4.xml><?xml version="1.0" encoding="utf-8"?>
-<ds:datastoreItem xmlns:ds="http://schemas.openxmlformats.org/officeDocument/2006/customXml" ds:itemID="{E8AB44A3-7C62-4BD2-82ED-8ABC209970FA}">
+<ds:datastoreItem xmlns:ds="http://schemas.openxmlformats.org/officeDocument/2006/customXml" ds:itemID="{6DC1037B-4B60-4FDB-B831-382C54FB57AE}">
   <ds:schemaRefs>
-    <ds:schemaRef ds:uri="http://schemas.openxmlformats.org/officeDocument/2006/bibliography"/>
+    <ds:schemaRef ds:uri="http://schemas.microsoft.com/office/2006/metadata/contentType"/>
+    <ds:schemaRef ds:uri="http://schemas.microsoft.com/office/2006/metadata/properties/metaAttributes"/>
+    <ds:schemaRef ds:uri="http://www.w3.org/2001/XMLSchema"/>
+    <ds:schemaRef ds:uri="http://schemas.microsoft.com/office/2006/metadata/properties"/>
+    <ds:schemaRef ds:uri="a70d3c18-0869-45a1-9f75-4b4b8f0f32be"/>
+    <ds:schemaRef ds:uri="adccf511-daff-4bcb-9072-914cedbf4c7e"/>
+    <ds:schemaRef ds:uri="http://schemas.microsoft.com/office/2006/documentManagement/types"/>
+    <ds:schemaRef ds:uri="http://schemas.microsoft.com/office/infopath/2007/PartnerControls"/>
+    <ds:schemaRef ds:uri="http://schemas.openxmlformats.org/package/2006/metadata/core-properties"/>
+    <ds:schemaRef ds:uri="http://purl.org/dc/elements/1.1/"/>
+    <ds:schemaRef ds:uri="http://purl.org/dc/terms/"/>
+    <ds:schemaRef ds:uri="http://schemas.microsoft.com/internal/obd"/>
   </ds:schemaRefs>
 </ds:datastoreItem>
 </file>
--- a/fuentes/CFA1_63110192_DU.docx
+++ b/fuentes/CFA1_63110192_DU.docx
@@ -989,14 +989,7 @@
                 <w:rStyle w:val="Hipervnculo"/>
                 <w:noProof/>
               </w:rPr>
-              <w:t>C</w:t>
-            </w:r>
-            <w:r>
-              <w:rPr>
-                <w:rStyle w:val="Hipervnculo"/>
-                <w:noProof/>
-              </w:rPr>
-              <w:t>liente</w:t>
+              <w:t>Cliente</w:t>
             </w:r>
             <w:r>
               <w:rPr>
@@ -7886,10 +7879,10 @@
           <w:lang w:val="en-US" w:eastAsia="es-CO"/>
         </w:rPr>
         <w:drawing>
-          <wp:inline distT="0" distB="0" distL="0" distR="0" wp14:anchorId="2FC5DACF" wp14:editId="2F885A50">
+          <wp:inline distT="0" distB="0" distL="0" distR="0" wp14:anchorId="2FC5DACF" wp14:editId="121C2C52">
             <wp:extent cx="5535857" cy="2028482"/>
             <wp:effectExtent l="0" t="0" r="1905" b="3810"/>
-            <wp:docPr id="1822754533" name="Imagen 1" descr="En la figura 5 se presentan los objetivos mas importantes  del merchansiding aplicados a una empresa, entre los cuales tenemos:&#10;Incrementar las ventas por impulso.&#10;Aumentar el tiempo al interior del punto de venta.&#10;Mejorar la presentación del producto.&#10;Facilitar la rotación del inventario.&#10;Reforzar la imagen de marca.&#10;Orientar al cliente en su trayectoria en proceso de compra."/>
+            <wp:docPr id="1822754533" name="Imagen 1" descr="En la figura 5 se presentan los objetivos mas importantes  del merchansiding aplicados a una empresa."/>
             <wp:cNvGraphicFramePr>
               <a:graphicFrameLocks xmlns:a="http://schemas.openxmlformats.org/drawingml/2006/main" noChangeAspect="1"/>
             </wp:cNvGraphicFramePr>
@@ -7897,7 +7890,7 @@
               <a:graphicData uri="http://schemas.openxmlformats.org/drawingml/2006/picture">
                 <pic:pic xmlns:pic="http://schemas.openxmlformats.org/drawingml/2006/picture">
                   <pic:nvPicPr>
-                    <pic:cNvPr id="1822754533" name="Imagen 1" descr="En la figura 5 se presentan los objetivos mas importantes  del merchansiding aplicados a una empresa, entre los cuales tenemos:&#10;Incrementar las ventas por impulso.&#10;Aumentar el tiempo al interior del punto de venta.&#10;Mejorar la presentación del producto.&#10;Facilitar la rotación del inventario.&#10;Reforzar la imagen de marca.&#10;Orientar al cliente en su trayectoria en proceso de compra."/>
+                    <pic:cNvPr id="1822754533" name="Imagen 1" descr="En la figura 5 se presentan los objetivos mas importantes  del merchansiding aplicados a una empresa."/>
                     <pic:cNvPicPr/>
                   </pic:nvPicPr>
                   <pic:blipFill>
@@ -11155,10 +11148,10 @@
           <w:lang w:val="es-419" w:eastAsia="es-CO"/>
         </w:rPr>
         <w:drawing>
-          <wp:inline distT="0" distB="0" distL="0" distR="0" wp14:anchorId="2098E6EF" wp14:editId="6CD8047C">
-            <wp:extent cx="5725117" cy="4279987"/>
-            <wp:effectExtent l="0" t="0" r="9525" b="6350"/>
-            <wp:docPr id="152971019" name="Gráfico 4"/>
+          <wp:inline distT="0" distB="0" distL="0" distR="0" wp14:anchorId="7FCE3B2C" wp14:editId="657401F2">
+            <wp:extent cx="5891149" cy="4402411"/>
+            <wp:effectExtent l="0" t="0" r="1905" b="5080"/>
+            <wp:docPr id="1013380819" name="Gráfico 4" descr="El componente formativo Principios del merchandising permite al aprendiz adquirir conocimientos esenciales sobre la presentación estratégica de productos y servicios en el punto de venta. A lo largo del proceso, el aprendiz comprende los conceptos, tipos y características de los productos, así como la importancia de identificar y segmentar al cliente. Además, desarrolla habilidades para aplicar los fundamentos del merchandising y utilizar elementos visuales como el layout, el mobiliario, la iluminación y el color, con el fin de crear experiencias de compra atractivas que respondan a estrategias comerciales efectivas.&#13;"/>
             <wp:cNvGraphicFramePr>
               <a:graphicFrameLocks xmlns:a="http://schemas.openxmlformats.org/drawingml/2006/main" noChangeAspect="1"/>
             </wp:cNvGraphicFramePr>
@@ -11166,7 +11159,7 @@
               <a:graphicData uri="http://schemas.openxmlformats.org/drawingml/2006/picture">
                 <pic:pic xmlns:pic="http://schemas.openxmlformats.org/drawingml/2006/picture">
                   <pic:nvPicPr>
-                    <pic:cNvPr id="152971019" name="Gráfico 4"/>
+                    <pic:cNvPr id="1013380819" name="Gráfico 4" descr="El componente formativo Principios del merchandising permite al aprendiz adquirir conocimientos esenciales sobre la presentación estratégica de productos y servicios en el punto de venta. A lo largo del proceso, el aprendiz comprende los conceptos, tipos y características de los productos, así como la importancia de identificar y segmentar al cliente. Además, desarrolla habilidades para aplicar los fundamentos del merchandising y utilizar elementos visuales como el layout, el mobiliario, la iluminación y el color, con el fin de crear experiencias de compra atractivas que respondan a estrategias comerciales efectivas.&#13;"/>
                     <pic:cNvPicPr/>
                   </pic:nvPicPr>
                   <pic:blipFill>
@@ -11184,7 +11177,7 @@
                   <pic:spPr>
                     <a:xfrm>
                       <a:off x="0" y="0"/>
-                      <a:ext cx="5725117" cy="4279987"/>
+                      <a:ext cx="5933263" cy="4433882"/>
                     </a:xfrm>
                     <a:prstGeom prst="rect">
                       <a:avLst/>
@@ -25400,10 +25393,6 @@
 </file>
 
 <file path=customXml/item1.xml><?xml version="1.0" encoding="utf-8"?>
-<b:Sources xmlns:b="http://schemas.openxmlformats.org/officeDocument/2006/bibliography" xmlns="http://schemas.openxmlformats.org/officeDocument/2006/bibliography" SelectedStyle="\APASixthEditionOfficeOnline.xsl" StyleName="APA" Version="6"/>
-</file>
-
-<file path=customXml/item2.xml><?xml version="1.0" encoding="utf-8"?>
 <p:properties xmlns:p="http://schemas.microsoft.com/office/2006/metadata/properties" xmlns:xsi="http://www.w3.org/2001/XMLSchema-instance" xmlns:pc="http://schemas.microsoft.com/office/infopath/2007/PartnerControls">
   <documentManagement>
     <TaxCatchAll xmlns="adccf511-daff-4bcb-9072-914cedbf4c7e" xsi:nil="true"/>
@@ -25414,16 +25403,11 @@
 </p:properties>
 </file>
 
-<file path=customXml/item3.xml><?xml version="1.0" encoding="utf-8"?>
-<?mso-contentType ?>
-<FormTemplates xmlns="http://schemas.microsoft.com/sharepoint/v3/contenttype/forms">
-  <Display>DocumentLibraryForm</Display>
-  <Edit>DocumentLibraryForm</Edit>
-  <New>DocumentLibraryForm</New>
-</FormTemplates>
+<file path=customXml/item2.xml><?xml version="1.0" encoding="utf-8"?>
+<b:Sources xmlns:b="http://schemas.openxmlformats.org/officeDocument/2006/bibliography" xmlns="http://schemas.openxmlformats.org/officeDocument/2006/bibliography" SelectedStyle="\APASixthEditionOfficeOnline.xsl" StyleName="APA" Version="6"/>
 </file>
 
-<file path=customXml/item4.xml><?xml version="1.0" encoding="utf-8"?>
+<file path=customXml/item3.xml><?xml version="1.0" encoding="utf-8"?>
 <ct:contentTypeSchema xmlns:ct="http://schemas.microsoft.com/office/2006/metadata/contentType" xmlns:ma="http://schemas.microsoft.com/office/2006/metadata/properties/metaAttributes" ct:_="" ma:_="" ma:contentTypeName="Documento" ma:contentTypeID="0x010100FC2B1768DD5A774EB396CCAB0DE361C1" ma:contentTypeVersion="12" ma:contentTypeDescription="Crear nuevo documento." ma:contentTypeScope="" ma:versionID="cb0e967054766e77e9abf3380aaec2f9">
   <xsd:schema xmlns:xsd="http://www.w3.org/2001/XMLSchema" xmlns:xs="http://www.w3.org/2001/XMLSchema" xmlns:p="http://schemas.microsoft.com/office/2006/metadata/properties" xmlns:ns2="a70d3c18-0869-45a1-9f75-4b4b8f0f32be" xmlns:ns3="adccf511-daff-4bcb-9072-914cedbf4c7e" targetNamespace="http://schemas.microsoft.com/office/2006/metadata/properties" ma:root="true" ma:fieldsID="e7d77fbbcf22647d83eeb28c82daf0af" ns2:_="" ns3:_="">
     <xsd:import namespace="a70d3c18-0869-45a1-9f75-4b4b8f0f32be"/>
@@ -25624,15 +25608,16 @@
 </ct:contentTypeSchema>
 </file>
 
-<file path=customXml/itemProps1.xml><?xml version="1.0" encoding="utf-8"?>
-<ds:datastoreItem xmlns:ds="http://schemas.openxmlformats.org/officeDocument/2006/customXml" ds:itemID="{E8AB44A3-7C62-4BD2-82ED-8ABC209970FA}">
-  <ds:schemaRefs>
-    <ds:schemaRef ds:uri="http://schemas.openxmlformats.org/officeDocument/2006/bibliography"/>
-  </ds:schemaRefs>
-</ds:datastoreItem>
+<file path=customXml/item4.xml><?xml version="1.0" encoding="utf-8"?>
+<?mso-contentType ?>
+<FormTemplates xmlns="http://schemas.microsoft.com/sharepoint/v3/contenttype/forms">
+  <Display>DocumentLibraryForm</Display>
+  <Edit>DocumentLibraryForm</Edit>
+  <New>DocumentLibraryForm</New>
+</FormTemplates>
 </file>
 
-<file path=customXml/itemProps2.xml><?xml version="1.0" encoding="utf-8"?>
+<file path=customXml/itemProps1.xml><?xml version="1.0" encoding="utf-8"?>
 <ds:datastoreItem xmlns:ds="http://schemas.openxmlformats.org/officeDocument/2006/customXml" ds:itemID="{6929C9FE-9F22-4B98-96EF-1B541B3BD0B2}">
   <ds:schemaRefs>
     <ds:schemaRef ds:uri="http://schemas.microsoft.com/office/2006/metadata/properties"/>
@@ -25643,15 +25628,15 @@
 </ds:datastoreItem>
 </file>
 
-<file path=customXml/itemProps3.xml><?xml version="1.0" encoding="utf-8"?>
-<ds:datastoreItem xmlns:ds="http://schemas.openxmlformats.org/officeDocument/2006/customXml" ds:itemID="{81CBDEC1-3B00-44ED-AD36-0268077980BA}">
+<file path=customXml/itemProps2.xml><?xml version="1.0" encoding="utf-8"?>
+<ds:datastoreItem xmlns:ds="http://schemas.openxmlformats.org/officeDocument/2006/customXml" ds:itemID="{E8AB44A3-7C62-4BD2-82ED-8ABC209970FA}">
   <ds:schemaRefs>
-    <ds:schemaRef ds:uri="http://schemas.microsoft.com/sharepoint/v3/contenttype/forms"/>
+    <ds:schemaRef ds:uri="http://schemas.openxmlformats.org/officeDocument/2006/bibliography"/>
   </ds:schemaRefs>
 </ds:datastoreItem>
 </file>
 
-<file path=customXml/itemProps4.xml><?xml version="1.0" encoding="utf-8"?>
+<file path=customXml/itemProps3.xml><?xml version="1.0" encoding="utf-8"?>
 <ds:datastoreItem xmlns:ds="http://schemas.openxmlformats.org/officeDocument/2006/customXml" ds:itemID="{6DC1037B-4B60-4FDB-B831-382C54FB57AE}">
   <ds:schemaRefs>
     <ds:schemaRef ds:uri="http://schemas.microsoft.com/office/2006/metadata/contentType"/>
@@ -25668,4 +25653,12 @@
     <ds:schemaRef ds:uri="http://schemas.microsoft.com/internal/obd"/>
   </ds:schemaRefs>
 </ds:datastoreItem>
+</file>
+
+<file path=customXml/itemProps4.xml><?xml version="1.0" encoding="utf-8"?>
+<ds:datastoreItem xmlns:ds="http://schemas.openxmlformats.org/officeDocument/2006/customXml" ds:itemID="{81CBDEC1-3B00-44ED-AD36-0268077980BA}">
+  <ds:schemaRefs>
+    <ds:schemaRef ds:uri="http://schemas.microsoft.com/sharepoint/v3/contenttype/forms"/>
+  </ds:schemaRefs>
+</ds:datastoreItem>
 </file>
--- a/fuentes/CFA1_63110192_DU.docx
+++ b/fuentes/CFA1_63110192_DU.docx
@@ -248,7 +248,6 @@
                               </w:rPr>
                               <w:t xml:space="preserve">Principios del </w:t>
                             </w:r>
-                            <w:proofErr w:type="spellStart"/>
                             <w:r>
                               <w:rPr>
                                 <w:rStyle w:val="Extranjerismo"/>
@@ -256,7 +255,6 @@
                               </w:rPr>
                               <w:t>merchandising</w:t>
                             </w:r>
-                            <w:proofErr w:type="spellEnd"/>
                           </w:p>
                         </w:txbxContent>
                       </wps:txbx>
@@ -298,7 +296,6 @@
                         </w:rPr>
                         <w:t xml:space="preserve">Principios del </w:t>
                       </w:r>
-                      <w:proofErr w:type="spellStart"/>
                       <w:r>
                         <w:rPr>
                           <w:rStyle w:val="Extranjerismo"/>
@@ -306,7 +303,6 @@
                         </w:rPr>
                         <w:t>merchandising</w:t>
                       </w:r>
-                      <w:proofErr w:type="spellEnd"/>
                     </w:p>
                   </w:txbxContent>
                 </v:textbox>
@@ -420,7 +416,6 @@
         </w:rPr>
         <w:t xml:space="preserve">Este componente brinda al aprendiz los fundamentos teóricos y prácticos del </w:t>
       </w:r>
-      <w:proofErr w:type="spellStart"/>
       <w:r>
         <w:rPr>
           <w:rStyle w:val="Extranjerismo"/>
@@ -428,7 +423,6 @@
         </w:rPr>
         <w:t>merchandising</w:t>
       </w:r>
-      <w:proofErr w:type="spellEnd"/>
       <w:r>
         <w:rPr>
           <w:bCs/>
@@ -436,7 +430,6 @@
         </w:rPr>
         <w:t xml:space="preserve">, enfocados en la aplicación de elementos visuales y sensoriales en el punto de venta. Se abordan principios, tipos y objetivos del </w:t>
       </w:r>
-      <w:proofErr w:type="spellStart"/>
       <w:r>
         <w:rPr>
           <w:rStyle w:val="Extranjerismo"/>
@@ -444,7 +437,6 @@
         </w:rPr>
         <w:t>merchandising</w:t>
       </w:r>
-      <w:proofErr w:type="spellEnd"/>
       <w:r>
         <w:rPr>
           <w:bCs/>
@@ -2942,7 +2934,6 @@
       <w:r>
         <w:t xml:space="preserve">El </w:t>
       </w:r>
-      <w:proofErr w:type="spellStart"/>
       <w:r>
         <w:rPr>
           <w:rStyle w:val="Extranjerismo"/>
@@ -2950,7 +2941,6 @@
         </w:rPr>
         <w:t>merchandising</w:t>
       </w:r>
-      <w:proofErr w:type="spellEnd"/>
       <w:r>
         <w:t xml:space="preserve"> es una herramienta clave dentro de las estrategias comerciales modernas, ya que permite optimizar la presentación de productos y servicios en los puntos de venta. A través de técnicas visuales y sensoriales, se busca captar la atención del cliente, influir en sus decisiones de compra y fortalecer la identidad de marca.</w:t>
       </w:r>
@@ -2959,7 +2949,6 @@
       <w:r>
         <w:t xml:space="preserve">Este componente formativo tiene como propósito que el aprendiz conozca y aplique los principios fundamentales del </w:t>
       </w:r>
-      <w:proofErr w:type="spellStart"/>
       <w:r>
         <w:rPr>
           <w:rStyle w:val="Extranjerismo"/>
@@ -2967,7 +2956,6 @@
         </w:rPr>
         <w:t>merchandising</w:t>
       </w:r>
-      <w:proofErr w:type="spellEnd"/>
       <w:r>
         <w:t>, comprendiendo cómo intervienen elementos como el color, la iluminación, el mobiliario o la ambientación para mejorar la experiencia del consumidor. También se estudian las características del producto y del cliente como base para diseñar una exhibición efectiva.</w:t>
       </w:r>
@@ -2976,7 +2964,6 @@
       <w:r>
         <w:t xml:space="preserve">A lo largo del desarrollo temático, el aprendiz podrá identificar tipos de clientes, segmentarlos, reconocer los diferentes tipos de </w:t>
       </w:r>
-      <w:proofErr w:type="spellStart"/>
       <w:r>
         <w:rPr>
           <w:rStyle w:val="Extranjerismo"/>
@@ -2984,11 +2971,9 @@
         </w:rPr>
         <w:t>merchandising</w:t>
       </w:r>
-      <w:proofErr w:type="spellEnd"/>
       <w:r>
         <w:t xml:space="preserve"> y aplicar conceptos de </w:t>
       </w:r>
-      <w:proofErr w:type="spellStart"/>
       <w:r>
         <w:rPr>
           <w:rStyle w:val="Extranjerismo"/>
@@ -2996,7 +2981,6 @@
         </w:rPr>
         <w:t>layout</w:t>
       </w:r>
-      <w:proofErr w:type="spellEnd"/>
       <w:r>
         <w:t>, señalización y música ambiental. Todo esto permitirá que la exhibición de productos responda a una estrategia clara, alineada con las necesidades del mercado y el perfil del comprador</w:t>
       </w:r>
@@ -3226,7 +3210,6 @@
               </w:rPr>
               <w:t xml:space="preserve">Principios del </w:t>
             </w:r>
-            <w:proofErr w:type="spellStart"/>
             <w:r>
               <w:rPr>
                 <w:rStyle w:val="Extranjerismo"/>
@@ -3236,7 +3219,6 @@
               </w:rPr>
               <w:t>merchandising</w:t>
             </w:r>
-            <w:proofErr w:type="spellEnd"/>
           </w:p>
         </w:tc>
       </w:tr>
@@ -3254,7 +3236,6 @@
             <w:r>
               <w:t xml:space="preserve">Le damos la bienvenida al componente formativo Principios del </w:t>
             </w:r>
-            <w:proofErr w:type="spellStart"/>
             <w:r>
               <w:rPr>
                 <w:rStyle w:val="Extranjerismo"/>
@@ -3262,7 +3243,6 @@
               </w:rPr>
               <w:t>merchandising</w:t>
             </w:r>
-            <w:proofErr w:type="spellEnd"/>
             <w:r>
               <w:t>. Una herramienta clave para planificar, organizar y ejecutar estrategias que optimicen la presentación de productos y potencien las ventas en los puntos de venta.</w:t>
             </w:r>
@@ -3271,7 +3251,6 @@
             <w:r>
               <w:t xml:space="preserve">En este espacio podrá explorar, comprender y aplicar los elementos clave del </w:t>
             </w:r>
-            <w:proofErr w:type="spellStart"/>
             <w:r>
               <w:rPr>
                 <w:rStyle w:val="Extranjerismo"/>
@@ -3279,11 +3258,9 @@
               </w:rPr>
               <w:t>merchandising</w:t>
             </w:r>
-            <w:proofErr w:type="spellEnd"/>
             <w:r>
               <w:t xml:space="preserve">, como lo son los productos y servicios, el cliente y el </w:t>
             </w:r>
-            <w:proofErr w:type="spellStart"/>
             <w:r>
               <w:rPr>
                 <w:rStyle w:val="Extranjerismo"/>
@@ -3292,7 +3269,6 @@
               <w:lastRenderedPageBreak/>
               <w:t>merchandising</w:t>
             </w:r>
-            <w:proofErr w:type="spellEnd"/>
             <w:r>
               <w:t xml:space="preserve"> visual, los cuales tienen mucha incidencia a la hora de aplicarlos en un punto de venta.</w:t>
             </w:r>
@@ -3301,7 +3277,6 @@
             <w:r>
               <w:t xml:space="preserve">Comprenderá conceptos como producto y el servicio, el cliente, sus necesidades, comportamientos y tipología, aplicará las diferentes estrategias y técnicas del </w:t>
             </w:r>
-            <w:proofErr w:type="spellStart"/>
             <w:r>
               <w:rPr>
                 <w:rStyle w:val="Extranjerismo"/>
@@ -3309,7 +3284,6 @@
               </w:rPr>
               <w:t>merchandising</w:t>
             </w:r>
-            <w:proofErr w:type="spellEnd"/>
             <w:r>
               <w:t xml:space="preserve"> para estimular la compra integrando</w:t>
             </w:r>
@@ -3328,7 +3302,6 @@
             <w:r>
               <w:t xml:space="preserve">Asimismo, se abordará la aplicación del </w:t>
             </w:r>
-            <w:proofErr w:type="spellStart"/>
             <w:r>
               <w:rPr>
                 <w:rStyle w:val="Extranjerismo"/>
@@ -3336,7 +3309,6 @@
               </w:rPr>
               <w:t>merchandising</w:t>
             </w:r>
-            <w:proofErr w:type="spellEnd"/>
             <w:r>
               <w:t xml:space="preserve"> visual, la estética y los sentidos para comunicar mensajes y atraer al cliente. Empleando elementos como el mobiliario, vitrinismo, la ambientación en la tienda, la música, la iluminación; los cuales refuerzan la identidad visual, creando experiencias memorables que estimulan la compra. </w:t>
             </w:r>
@@ -4110,23 +4082,7 @@
           <w:b/>
           <w:bCs/>
         </w:rPr>
-        <w:t xml:space="preserve">Almacenamiento y </w:t>
-      </w:r>
-      <w:proofErr w:type="spellStart"/>
-      <w:r>
-        <w:rPr>
-          <w:b/>
-          <w:bCs/>
-        </w:rPr>
-        <w:t>perecibilidad</w:t>
-      </w:r>
-      <w:proofErr w:type="spellEnd"/>
-      <w:r>
-        <w:rPr>
-          <w:b/>
-          <w:bCs/>
-        </w:rPr>
-        <w:t>:</w:t>
+        <w:t>Almacenamiento y perecibilidad:</w:t>
       </w:r>
       <w:r>
         <w:t xml:space="preserve"> los productos se pueden almacenar, es decir, conservar en inventario hasta el momento de su venta. Esta posibilidad permite regular la oferta, planificar campañas promocionales y responder a la demanda sin depender del tiempo real de producción.</w:t>
@@ -4501,7 +4457,6 @@
                 <w:szCs w:val="28"/>
               </w:rPr>
             </w:pPr>
-            <w:proofErr w:type="spellStart"/>
             <w:r>
               <w:rPr>
                 <w:rFonts w:eastAsia="Times New Roman"/>
@@ -4510,7 +4465,6 @@
               <w:lastRenderedPageBreak/>
               <w:t>Perecibilidad</w:t>
             </w:r>
-            <w:proofErr w:type="spellEnd"/>
             <w:r>
               <w:rPr>
                 <w:rFonts w:eastAsia="Times New Roman"/>
@@ -5418,15 +5372,7 @@
         <w:t>Conductuales:</w:t>
       </w:r>
       <w:r>
-        <w:t xml:space="preserve"> analiza el comportamiento del cliente frente al producto o servicio: qué lo motiva a comprar, cómo usa el producto, si lo recomienda, y qué nivel de fidelidad mantiene. Esta dimensión es clave para determinar la efectividad de las estrategias de retención y recompra. Por ejemplo, los clientes recurrentes de Amazon valoran la eficiencia, mientras que otros consumidores son sensibles al precio y a las promociones constantes. (Churchill &amp; </w:t>
-      </w:r>
-      <w:proofErr w:type="spellStart"/>
-      <w:r>
-        <w:t>Iacobucci</w:t>
-      </w:r>
-      <w:proofErr w:type="spellEnd"/>
-      <w:r>
-        <w:t>, 2010).</w:t>
+        <w:t xml:space="preserve"> analiza el comportamiento del cliente frente al producto o servicio: qué lo motiva a comprar, cómo usa el producto, si lo recomienda, y qué nivel de fidelidad mantiene. Esta dimensión es clave para determinar la efectividad de las estrategias de retención y recompra. Por ejemplo, los clientes recurrentes de Amazon valoran la eficiencia, mientras que otros consumidores son sensibles al precio y a las promociones constantes. (Churchill &amp; Iacobucci, 2010).</w:t>
       </w:r>
     </w:p>
     <w:p>
@@ -6567,7 +6513,6 @@
       <w:r>
         <w:t xml:space="preserve">El </w:t>
       </w:r>
-      <w:proofErr w:type="spellStart"/>
       <w:r>
         <w:rPr>
           <w:rStyle w:val="Extranjerismo"/>
@@ -6575,7 +6520,6 @@
         </w:rPr>
         <w:t>merchandising</w:t>
       </w:r>
-      <w:proofErr w:type="spellEnd"/>
       <w:r>
         <w:t xml:space="preserve"> es una herramienta fundamental del </w:t>
       </w:r>
@@ -6604,7 +6548,6 @@
       <w:r>
         <w:t xml:space="preserve">El </w:t>
       </w:r>
-      <w:proofErr w:type="spellStart"/>
       <w:r>
         <w:rPr>
           <w:rStyle w:val="Extranjerismo"/>
@@ -6612,7 +6555,6 @@
         </w:rPr>
         <w:t>merchandising</w:t>
       </w:r>
-      <w:proofErr w:type="spellEnd"/>
       <w:r>
         <w:t xml:space="preserve"> se puede definir como el conjunto de técnicas utilizadas en el punto de venta para presentar productos de manera atractiva, persuasiva y eficiente, con el objetivo de aumentar su rotación y maximizar los beneficios (Kotler &amp; Armstrong, 2021). Incluye acciones como la disposición del mobiliario, la iluminación, la ambientación sonora y el uso de materiales promocionales. Estas acciones están diseñadas para generar una experiencia de compra positiva y memorable que impulse la decisión de compra.</w:t>
       </w:r>
@@ -6631,30 +6573,21 @@
       <w:r>
         <w:t xml:space="preserve">El </w:t>
       </w:r>
-      <w:proofErr w:type="spellStart"/>
       <w:r>
         <w:rPr>
           <w:rStyle w:val="Extranjerismo"/>
           <w:lang w:val="es-CO"/>
         </w:rPr>
-        <w:t>merchandising</w:t>
-      </w:r>
-      <w:proofErr w:type="spellEnd"/>
+        <w:t xml:space="preserve">merchandising </w:t>
+      </w:r>
+      <w:r>
+        <w:t xml:space="preserve">ha evolucionado desde una simple organización de productos en estanterías hasta convertirse en una estrategia compleja que integra el comportamiento del consumidor, el </w:t>
+      </w:r>
       <w:r>
         <w:rPr>
           <w:rStyle w:val="Extranjerismo"/>
           <w:lang w:val="es-CO"/>
         </w:rPr>
-        <w:t xml:space="preserve"> </w:t>
-      </w:r>
-      <w:r>
-        <w:t xml:space="preserve">ha evolucionado desde una simple organización de productos en estanterías hasta convertirse en una estrategia compleja que integra el comportamiento del consumidor, el </w:t>
-      </w:r>
-      <w:r>
-        <w:rPr>
-          <w:rStyle w:val="Extranjerismo"/>
-          <w:lang w:val="es-CO"/>
-        </w:rPr>
         <w:t xml:space="preserve">neuromarketing </w:t>
       </w:r>
       <w:r>
@@ -6675,7 +6608,6 @@
         </w:rPr>
         <w:t xml:space="preserve">Etapas de evolución del </w:t>
       </w:r>
-      <w:proofErr w:type="spellStart"/>
       <w:r>
         <w:rPr>
           <w:rStyle w:val="Extranjerismo"/>
@@ -6685,7 +6617,6 @@
         </w:rPr>
         <w:t>merchandising</w:t>
       </w:r>
-      <w:proofErr w:type="spellEnd"/>
     </w:p>
     <w:p>
       <w:pPr>
@@ -6788,78 +6719,67 @@
       <w:r>
         <w:t xml:space="preserve"> utiliza tecnologías avanzadas, como realidad aumentada, pantallas digitales, </w:t>
       </w:r>
-      <w:proofErr w:type="spellStart"/>
       <w:r>
         <w:rPr>
           <w:rStyle w:val="Extranjerismo"/>
           <w:lang w:val="es-CO"/>
         </w:rPr>
-        <w:t>big</w:t>
-      </w:r>
-      <w:proofErr w:type="spellEnd"/>
+        <w:t>big data</w:t>
+      </w:r>
+      <w:r>
+        <w:t xml:space="preserve"> y experiencia personalizada. </w:t>
+      </w:r>
+    </w:p>
+    <w:p>
+      <w:pPr>
+        <w:pStyle w:val="Prrafodelista"/>
+        <w:ind w:left="1069" w:firstLine="0"/>
+      </w:pPr>
+      <w:r>
+        <w:t>Ejemplo</w:t>
+      </w:r>
+      <w:r>
+        <w:t>: k</w:t>
+      </w:r>
+      <w:r>
+        <w:t xml:space="preserve">ioscos interactivos, </w:t>
+      </w:r>
       <w:r>
         <w:rPr>
           <w:rStyle w:val="Extranjerismo"/>
           <w:lang w:val="es-CO"/>
         </w:rPr>
-        <w:t xml:space="preserve"> data</w:t>
-      </w:r>
-      <w:r>
-        <w:t xml:space="preserve"> y experiencia personalizada. </w:t>
-      </w:r>
-    </w:p>
-    <w:p>
-      <w:pPr>
-        <w:pStyle w:val="Prrafodelista"/>
-        <w:ind w:left="1069" w:firstLine="0"/>
-      </w:pPr>
-      <w:r>
-        <w:t>Ejemplo</w:t>
-      </w:r>
-      <w:r>
-        <w:t>: k</w:t>
-      </w:r>
-      <w:r>
-        <w:t xml:space="preserve">ioscos interactivos, </w:t>
+        <w:t>apps</w:t>
+      </w:r>
+      <w:r>
+        <w:t xml:space="preserve"> para escanear productos y promociones automáticas.</w:t>
+      </w:r>
+      <w:r>
+        <w:tab/>
+        <w:t xml:space="preserve"> </w:t>
+      </w:r>
+    </w:p>
+    <w:p>
+      <w:pPr>
+        <w:pStyle w:val="Ttulo2"/>
+      </w:pPr>
+      <w:bookmarkStart w:id="14" w:name="_Toc214367629"/>
+      <w:r>
+        <w:t>3.3 Principios</w:t>
+      </w:r>
+      <w:bookmarkEnd w:id="14"/>
+    </w:p>
+    <w:p>
+      <w:r>
+        <w:t xml:space="preserve">Los principios básicos del </w:t>
       </w:r>
       <w:r>
         <w:rPr>
           <w:rStyle w:val="Extranjerismo"/>
           <w:lang w:val="es-CO"/>
         </w:rPr>
-        <w:t>apps</w:t>
-      </w:r>
-      <w:r>
-        <w:t xml:space="preserve"> para escanear productos y promociones automáticas.</w:t>
-      </w:r>
-      <w:r>
-        <w:tab/>
-        <w:t xml:space="preserve"> </w:t>
-      </w:r>
-    </w:p>
-    <w:p>
-      <w:pPr>
-        <w:pStyle w:val="Ttulo2"/>
-      </w:pPr>
-      <w:bookmarkStart w:id="14" w:name="_Toc214367629"/>
-      <w:r>
-        <w:t>3.3 Principios</w:t>
-      </w:r>
-      <w:bookmarkEnd w:id="14"/>
-    </w:p>
-    <w:p>
-      <w:r>
-        <w:t xml:space="preserve">Los principios básicos del </w:t>
-      </w:r>
-      <w:proofErr w:type="spellStart"/>
-      <w:r>
-        <w:rPr>
-          <w:rStyle w:val="Extranjerismo"/>
-          <w:lang w:val="es-CO"/>
-        </w:rPr>
         <w:t>merchandising</w:t>
       </w:r>
-      <w:proofErr w:type="spellEnd"/>
       <w:r>
         <w:t xml:space="preserve"> permiten estructurar su aplicación de manera efectiva y asegurar que se cumpla su objetivo estratégico.</w:t>
       </w:r>
@@ -6983,7 +6903,6 @@
         </w:rPr>
         <w:t xml:space="preserve">Principios básicos en la aplicación del </w:t>
       </w:r>
-      <w:proofErr w:type="spellStart"/>
       <w:r>
         <w:rPr>
           <w:rStyle w:val="Extranjerismo"/>
@@ -6993,7 +6912,6 @@
         </w:rPr>
         <w:t>merchandising</w:t>
       </w:r>
-      <w:proofErr w:type="spellEnd"/>
     </w:p>
     <w:p>
       <w:r>
@@ -7046,17 +6964,8 @@
           <w:rStyle w:val="Extranjerismo"/>
           <w:lang w:val="es-CO"/>
         </w:rPr>
-        <w:t xml:space="preserve"> </w:t>
-      </w:r>
-      <w:proofErr w:type="spellStart"/>
-      <w:r>
-        <w:rPr>
-          <w:rStyle w:val="Extranjerismo"/>
-          <w:lang w:val="es-CO"/>
-        </w:rPr>
-        <w:t>merchandising</w:t>
-      </w:r>
-      <w:proofErr w:type="spellEnd"/>
+        <w:t xml:space="preserve"> merchandising</w:t>
+      </w:r>
       <w:r>
         <w:t>:</w:t>
       </w:r>
@@ -7195,34 +7104,23 @@
       <w:r>
         <w:t xml:space="preserve">Los diferentes tipos de </w:t>
       </w:r>
-      <w:proofErr w:type="spellStart"/>
       <w:r>
         <w:rPr>
           <w:rStyle w:val="Extranjerismo"/>
           <w:lang w:val="es-CO"/>
         </w:rPr>
-        <w:t>merchandising</w:t>
-      </w:r>
-      <w:proofErr w:type="spellEnd"/>
+        <w:t xml:space="preserve">merchandising </w:t>
+      </w:r>
+      <w:r>
+        <w:t xml:space="preserve">responden a distintas estrategias comerciales según el tipo de producto, el canal de venta y los objetivos del punto de venta. Conocer estas tipologías permite seleccionar y aplicar la más adecuada según las necesidades del negocio, mejorando la experiencia del cliente y optimizando los resultados comerciales. A continuación, se describen los principales tipos de </w:t>
+      </w:r>
       <w:r>
         <w:rPr>
           <w:rStyle w:val="Extranjerismo"/>
           <w:lang w:val="es-CO"/>
         </w:rPr>
-        <w:t xml:space="preserve"> </w:t>
-      </w:r>
-      <w:r>
-        <w:t xml:space="preserve">responden a distintas estrategias comerciales según el tipo de producto, el canal de venta y los objetivos del punto de venta. Conocer estas tipologías permite seleccionar y aplicar la más adecuada según las necesidades del negocio, mejorando la experiencia del cliente y optimizando los resultados comerciales. A continuación, se describen los principales tipos de </w:t>
-      </w:r>
-      <w:proofErr w:type="spellStart"/>
-      <w:r>
-        <w:rPr>
-          <w:rStyle w:val="Extranjerismo"/>
-          <w:lang w:val="es-CO"/>
-        </w:rPr>
         <w:t>merchandising</w:t>
       </w:r>
-      <w:proofErr w:type="spellEnd"/>
       <w:r>
         <w:t>, sus características y un ejemplo representativo de su aplicación:</w:t>
       </w:r>
@@ -7241,7 +7139,6 @@
         </w:rPr>
         <w:t xml:space="preserve">Tipos de </w:t>
       </w:r>
-      <w:proofErr w:type="spellStart"/>
       <w:r>
         <w:rPr>
           <w:rStyle w:val="Extranjerismo"/>
@@ -7251,7 +7148,6 @@
         </w:rPr>
         <w:t>merchandising</w:t>
       </w:r>
-      <w:proofErr w:type="spellEnd"/>
     </w:p>
     <w:p>
       <w:pPr>
@@ -7879,10 +7775,10 @@
           <w:lang w:val="en-US" w:eastAsia="es-CO"/>
         </w:rPr>
         <w:drawing>
-          <wp:inline distT="0" distB="0" distL="0" distR="0" wp14:anchorId="2FC5DACF" wp14:editId="121C2C52">
+          <wp:inline distT="0" distB="0" distL="0" distR="0" wp14:anchorId="2FC5DACF" wp14:editId="2985E1E2">
             <wp:extent cx="5535857" cy="2028482"/>
             <wp:effectExtent l="0" t="0" r="1905" b="3810"/>
-            <wp:docPr id="1822754533" name="Imagen 1" descr="En la figura 5 se presentan los objetivos mas importantes  del merchansiding aplicados a una empresa."/>
+            <wp:docPr id="1822754533" name="Imagen 1" descr="En la figura 5 se presentan los objetivos más importantes  del merchansiding aplicados a una empresa."/>
             <wp:cNvGraphicFramePr>
               <a:graphicFrameLocks xmlns:a="http://schemas.openxmlformats.org/drawingml/2006/main" noChangeAspect="1"/>
             </wp:cNvGraphicFramePr>
@@ -7890,7 +7786,7 @@
               <a:graphicData uri="http://schemas.openxmlformats.org/drawingml/2006/picture">
                 <pic:pic xmlns:pic="http://schemas.openxmlformats.org/drawingml/2006/picture">
                   <pic:nvPicPr>
-                    <pic:cNvPr id="1822754533" name="Imagen 1" descr="En la figura 5 se presentan los objetivos mas importantes  del merchansiding aplicados a una empresa."/>
+                    <pic:cNvPr id="1822754533" name="Imagen 1" descr="En la figura 5 se presentan los objetivos más importantes  del merchansiding aplicados a una empresa."/>
                     <pic:cNvPicPr/>
                   </pic:nvPicPr>
                   <pic:blipFill>
@@ -8462,7 +8358,6 @@
       <w:r>
         <w:t xml:space="preserve">4.1 </w:t>
       </w:r>
-      <w:proofErr w:type="spellStart"/>
       <w:r>
         <w:rPr>
           <w:rStyle w:val="Extranjerismo"/>
@@ -8471,7 +8366,6 @@
         <w:t>Layout</w:t>
       </w:r>
       <w:bookmarkEnd w:id="19"/>
-      <w:proofErr w:type="spellEnd"/>
     </w:p>
     <w:p>
       <w:pPr>
@@ -8525,7 +8419,6 @@
         </w:rPr>
         <w:t xml:space="preserve">Tipos de </w:t>
       </w:r>
-      <w:proofErr w:type="spellStart"/>
       <w:r>
         <w:rPr>
           <w:rStyle w:val="Extranjerismo"/>
@@ -8533,14 +8426,12 @@
         </w:rPr>
         <w:t>layout</w:t>
       </w:r>
-      <w:proofErr w:type="spellEnd"/>
       <w:r>
         <w:rPr>
           <w:lang w:val="es-419" w:eastAsia="es-CO"/>
         </w:rPr>
         <w:t xml:space="preserve"> en </w:t>
       </w:r>
-      <w:proofErr w:type="spellStart"/>
       <w:r>
         <w:rPr>
           <w:rStyle w:val="Extranjerismo"/>
@@ -8548,7 +8439,6 @@
         </w:rPr>
         <w:t>merchandising</w:t>
       </w:r>
-      <w:proofErr w:type="spellEnd"/>
       <w:r>
         <w:rPr>
           <w:lang w:val="es-419" w:eastAsia="es-CO"/>
@@ -8799,23 +8689,7 @@
                 <w:szCs w:val="28"/>
               </w:rPr>
               <w:lastRenderedPageBreak/>
-              <w:t xml:space="preserve">Supermercados, tiendas de descuento como D1 o </w:t>
-            </w:r>
-            <w:proofErr w:type="spellStart"/>
-            <w:r>
-              <w:rPr>
-                <w:rFonts w:eastAsia="Times New Roman"/>
-                <w:szCs w:val="28"/>
-              </w:rPr>
-              <w:t>Dollar</w:t>
-            </w:r>
-            <w:proofErr w:type="spellEnd"/>
-            <w:r>
-              <w:rPr>
-                <w:rFonts w:eastAsia="Times New Roman"/>
-                <w:szCs w:val="28"/>
-              </w:rPr>
-              <w:t xml:space="preserve"> City.</w:t>
+              <w:t>Supermercados, tiendas de descuento como D1 o Dollar City.</w:t>
             </w:r>
           </w:p>
         </w:tc>
@@ -9160,21 +9034,12 @@
               </w:rPr>
               <w:t xml:space="preserve">Tiendas de tecnología, droguerías, locales tipo </w:t>
             </w:r>
-            <w:proofErr w:type="spellStart"/>
             <w:r>
               <w:rPr>
                 <w:rStyle w:val="Extranjerismo"/>
                 <w:lang w:val="es-CO"/>
               </w:rPr>
-              <w:t>minimarket</w:t>
-            </w:r>
-            <w:proofErr w:type="spellEnd"/>
-            <w:r>
-              <w:rPr>
-                <w:rStyle w:val="Extranjerismo"/>
-                <w:lang w:val="es-CO"/>
-              </w:rPr>
-              <w:t>.</w:t>
+              <w:t>minimarket.</w:t>
             </w:r>
           </w:p>
         </w:tc>
@@ -9316,23 +9181,7 @@
                 <w:rStyle w:val="Extranjerismo"/>
                 <w:lang w:val="es-CO"/>
               </w:rPr>
-              <w:t xml:space="preserve">concept </w:t>
-            </w:r>
-            <w:proofErr w:type="spellStart"/>
-            <w:r>
-              <w:rPr>
-                <w:rStyle w:val="Extranjerismo"/>
-                <w:lang w:val="es-CO"/>
-              </w:rPr>
-              <w:t>stores</w:t>
-            </w:r>
-            <w:proofErr w:type="spellEnd"/>
-            <w:r>
-              <w:rPr>
-                <w:rStyle w:val="Extranjerismo"/>
-                <w:lang w:val="es-CO"/>
-              </w:rPr>
-              <w:t>,</w:t>
+              <w:t>concept stores,</w:t>
             </w:r>
             <w:r>
               <w:rPr>
@@ -9860,7 +9709,6 @@
         </w:rPr>
         <w:t xml:space="preserve">Uso del color en el </w:t>
       </w:r>
-      <w:proofErr w:type="spellStart"/>
       <w:r>
         <w:rPr>
           <w:rStyle w:val="Extranjerismo"/>
@@ -9868,7 +9716,6 @@
         </w:rPr>
         <w:t>merchandising</w:t>
       </w:r>
-      <w:proofErr w:type="spellEnd"/>
     </w:p>
     <w:tbl>
       <w:tblPr>
@@ -10959,7 +10806,19 @@
           <w:lang w:val="es-419" w:eastAsia="es-CO"/>
         </w:rPr>
         <w:lastRenderedPageBreak/>
-        <w:t xml:space="preserve">Se recomienda revisar los siguientes videos, los cuales aportaran conocimientos relevantes y reforzará contenido relacionado con el tema </w:t>
+        <w:t>Se recomienda revisar los siguientes videos, los cuales aportar</w:t>
+      </w:r>
+      <w:r>
+        <w:rPr>
+          <w:lang w:val="es-419" w:eastAsia="es-CO"/>
+        </w:rPr>
+        <w:t>á</w:t>
+      </w:r>
+      <w:r>
+        <w:rPr>
+          <w:lang w:val="es-419" w:eastAsia="es-CO"/>
+        </w:rPr>
+        <w:t xml:space="preserve">n conocimientos relevantes y reforzará contenido relacionado con el tema </w:t>
       </w:r>
       <w:r>
         <w:rPr>
@@ -11151,7 +11010,7 @@
           <wp:inline distT="0" distB="0" distL="0" distR="0" wp14:anchorId="7FCE3B2C" wp14:editId="657401F2">
             <wp:extent cx="5891149" cy="4402411"/>
             <wp:effectExtent l="0" t="0" r="1905" b="5080"/>
-            <wp:docPr id="1013380819" name="Gráfico 4" descr="El componente formativo Principios del merchandising permite al aprendiz adquirir conocimientos esenciales sobre la presentación estratégica de productos y servicios en el punto de venta. A lo largo del proceso, el aprendiz comprende los conceptos, tipos y características de los productos, así como la importancia de identificar y segmentar al cliente. Además, desarrolla habilidades para aplicar los fundamentos del merchandising y utilizar elementos visuales como el layout, el mobiliario, la iluminación y el color, con el fin de crear experiencias de compra atractivas que respondan a estrategias comerciales efectivas.&#13;"/>
+            <wp:docPr id="1013380819" name="Gráfico 4" descr="El componente formativo Principios del merchandising permite al aprendiz adquirir conocimientos esenciales sobre la presentación estratégica de productos y servicios en el punto de venta. A lo largo del proceso, el aprendiz comprende los conceptos, tipos y características de los productos, así como la importancia de identificar y segmentar al cliente. Además, desarrolla habilidades para aplicar los fundamentos del merchandising y utilizar elementos visuales como el layout, el mobiliario, la iluminación y el color, con el fin de crear experiencias de compra atractivas que respondan a estrategias comerciales efectivas.&#10;"/>
             <wp:cNvGraphicFramePr>
               <a:graphicFrameLocks xmlns:a="http://schemas.openxmlformats.org/drawingml/2006/main" noChangeAspect="1"/>
             </wp:cNvGraphicFramePr>
@@ -11159,7 +11018,7 @@
               <a:graphicData uri="http://schemas.openxmlformats.org/drawingml/2006/picture">
                 <pic:pic xmlns:pic="http://schemas.openxmlformats.org/drawingml/2006/picture">
                   <pic:nvPicPr>
-                    <pic:cNvPr id="1013380819" name="Gráfico 4" descr="El componente formativo Principios del merchandising permite al aprendiz adquirir conocimientos esenciales sobre la presentación estratégica de productos y servicios en el punto de venta. A lo largo del proceso, el aprendiz comprende los conceptos, tipos y características de los productos, así como la importancia de identificar y segmentar al cliente. Además, desarrolla habilidades para aplicar los fundamentos del merchandising y utilizar elementos visuales como el layout, el mobiliario, la iluminación y el color, con el fin de crear experiencias de compra atractivas que respondan a estrategias comerciales efectivas.&#13;"/>
+                    <pic:cNvPr id="1013380819" name="Gráfico 4" descr="El componente formativo Principios del merchandising permite al aprendiz adquirir conocimientos esenciales sobre la presentación estratégica de productos y servicios en el punto de venta. A lo largo del proceso, el aprendiz comprende los conceptos, tipos y características de los productos, así como la importancia de identificar y segmentar al cliente. Además, desarrolla habilidades para aplicar los fundamentos del merchandising y utilizar elementos visuales como el layout, el mobiliario, la iluminación y el color, con el fin de crear experiencias de compra atractivas que respondan a estrategias comerciales efectivas.&#10;"/>
                     <pic:cNvPicPr/>
                   </pic:nvPicPr>
                   <pic:blipFill>
@@ -11252,21 +11111,12 @@
       <w:r>
         <w:t xml:space="preserve">persona u organización que adquiere productos o servicios y es el centro de las estrategias comerciales y de </w:t>
       </w:r>
-      <w:proofErr w:type="spellStart"/>
       <w:r>
         <w:rPr>
           <w:rStyle w:val="Extranjerismo"/>
           <w:lang w:val="es-CO"/>
         </w:rPr>
-        <w:t>merchandising</w:t>
-      </w:r>
-      <w:proofErr w:type="spellEnd"/>
-      <w:r>
-        <w:rPr>
-          <w:rStyle w:val="Extranjerismo"/>
-          <w:lang w:val="es-CO"/>
-        </w:rPr>
-        <w:t>.</w:t>
+        <w:t>merchandising.</w:t>
       </w:r>
     </w:p>
     <w:p>
@@ -11296,7 +11146,6 @@
         </w:rPr>
         <w:t>Distribución (</w:t>
       </w:r>
-      <w:proofErr w:type="spellStart"/>
       <w:r>
         <w:rPr>
           <w:rStyle w:val="Extranjerismo"/>
@@ -11306,7 +11155,6 @@
         </w:rPr>
         <w:t>layout</w:t>
       </w:r>
-      <w:proofErr w:type="spellEnd"/>
       <w:r>
         <w:rPr>
           <w:b/>
@@ -11402,7 +11250,6 @@
       </w:r>
     </w:p>
     <w:p>
-      <w:proofErr w:type="spellStart"/>
       <w:r>
         <w:rPr>
           <w:rStyle w:val="Extranjerismo"/>
@@ -11412,7 +11259,6 @@
         </w:rPr>
         <w:t>Merchandising</w:t>
       </w:r>
-      <w:proofErr w:type="spellEnd"/>
       <w:r>
         <w:rPr>
           <w:rStyle w:val="Extranjerismo"/>
@@ -11437,7 +11283,6 @@
       </w:r>
     </w:p>
     <w:p>
-      <w:proofErr w:type="spellStart"/>
       <w:r>
         <w:rPr>
           <w:rStyle w:val="Extranjerismo"/>
@@ -11445,17 +11290,7 @@
           <w:bCs/>
           <w:lang w:val="es-CO"/>
         </w:rPr>
-        <w:t>Merchandising</w:t>
-      </w:r>
-      <w:proofErr w:type="spellEnd"/>
-      <w:r>
-        <w:rPr>
-          <w:rStyle w:val="Extranjerismo"/>
-          <w:b/>
-          <w:bCs/>
-          <w:lang w:val="es-CO"/>
-        </w:rPr>
-        <w:t xml:space="preserve"> </w:t>
+        <w:t xml:space="preserve">Merchandising </w:t>
       </w:r>
       <w:r>
         <w:rPr>
@@ -11967,17 +11802,8 @@
                 <w:rStyle w:val="Extranjerismo"/>
                 <w:lang w:val="es-CO"/>
               </w:rPr>
-              <w:t xml:space="preserve">Marketing </w:t>
-            </w:r>
-            <w:proofErr w:type="spellStart"/>
-            <w:r>
-              <w:rPr>
-                <w:rStyle w:val="Extranjerismo"/>
-                <w:lang w:val="es-CO"/>
-              </w:rPr>
-              <w:t>Trainee</w:t>
-            </w:r>
-            <w:proofErr w:type="spellEnd"/>
+              <w:t>Marketing Trainee</w:t>
+            </w:r>
             <w:r>
               <w:rPr>
                 <w:szCs w:val="28"/>
@@ -12101,7 +11927,6 @@
               </w:rPr>
               <w:t xml:space="preserve">¿Qué es el </w:t>
             </w:r>
-            <w:proofErr w:type="spellStart"/>
             <w:r>
               <w:rPr>
                 <w:rStyle w:val="Extranjerismo"/>
@@ -12109,7 +11934,6 @@
               </w:rPr>
               <w:t>Merchandising</w:t>
             </w:r>
-            <w:proofErr w:type="spellEnd"/>
             <w:r>
               <w:rPr>
                 <w:rStyle w:val="nfasis"/>
@@ -12480,17 +12304,8 @@
           <w:rStyle w:val="Extranjerismo"/>
           <w:lang w:val="es-CO" w:eastAsia="es-CO"/>
         </w:rPr>
-        <w:t xml:space="preserve">Visual </w:t>
-      </w:r>
-      <w:proofErr w:type="spellStart"/>
-      <w:r>
-        <w:rPr>
-          <w:rStyle w:val="Extranjerismo"/>
-          <w:lang w:val="es-CO" w:eastAsia="es-CO"/>
-        </w:rPr>
-        <w:t>merchandising</w:t>
-      </w:r>
-      <w:proofErr w:type="spellEnd"/>
+        <w:t>Visual merchandising</w:t>
+      </w:r>
       <w:r>
         <w:rPr>
           <w:color w:val="000000" w:themeColor="text1"/>
@@ -12518,28 +12333,21 @@
       <w:r>
         <w:rPr>
           <w:color w:val="000000" w:themeColor="text1"/>
+          <w:lang w:val="en-US" w:eastAsia="es-CO"/>
+        </w:rPr>
+        <w:t xml:space="preserve">Kotler, P., &amp; Armstrong, G. (2021). Fundamentos de </w:t>
+      </w:r>
+      <w:r>
+        <w:rPr>
+          <w:rStyle w:val="Extranjerismo"/>
           <w:lang w:eastAsia="es-CO"/>
         </w:rPr>
-        <w:t xml:space="preserve">Kotler, P., &amp; Armstrong, G. (2021). </w:t>
+        <w:t>marketing</w:t>
       </w:r>
       <w:r>
         <w:rPr>
           <w:color w:val="000000" w:themeColor="text1"/>
-          <w:lang w:eastAsia="es-CO"/>
-        </w:rPr>
-        <w:t xml:space="preserve">Fundamentos de </w:t>
-      </w:r>
-      <w:r>
-        <w:rPr>
-          <w:rStyle w:val="Extranjerismo"/>
-          <w:lang w:val="es-CO" w:eastAsia="es-CO"/>
-        </w:rPr>
-        <w:t>marketing</w:t>
-      </w:r>
-      <w:r>
-        <w:rPr>
-          <w:color w:val="000000" w:themeColor="text1"/>
-          <w:lang w:eastAsia="es-CO"/>
+          <w:lang w:val="en-US" w:eastAsia="es-CO"/>
         </w:rPr>
         <w:t xml:space="preserve"> (14.ª ed.). </w:t>
       </w:r>
@@ -12574,7 +12382,6 @@
         </w:rPr>
         <w:t xml:space="preserve">Martínez, D. (s. f.). </w:t>
       </w:r>
-      <w:proofErr w:type="spellStart"/>
       <w:r>
         <w:rPr>
           <w:rStyle w:val="Extranjerismo"/>
@@ -12582,7 +12389,6 @@
         </w:rPr>
         <w:t>Merchandising</w:t>
       </w:r>
-      <w:proofErr w:type="spellEnd"/>
       <w:r>
         <w:rPr>
           <w:color w:val="000000" w:themeColor="text1"/>
@@ -12614,21 +12420,12 @@
         </w:rPr>
         <w:t xml:space="preserve">Martínez Cruz, H. (s. f.). El arte de seducir: </w:t>
       </w:r>
-      <w:proofErr w:type="spellStart"/>
       <w:r>
         <w:rPr>
           <w:rStyle w:val="Extranjerismo"/>
           <w:lang w:val="es-CO" w:eastAsia="es-CO"/>
         </w:rPr>
-        <w:t>Merchandising</w:t>
-      </w:r>
-      <w:proofErr w:type="spellEnd"/>
-      <w:r>
-        <w:rPr>
-          <w:rStyle w:val="Extranjerismo"/>
-          <w:lang w:val="es-CO" w:eastAsia="es-CO"/>
-        </w:rPr>
-        <w:t xml:space="preserve"> </w:t>
+        <w:t xml:space="preserve">Merchandising </w:t>
       </w:r>
       <w:r>
         <w:rPr>
@@ -25393,6 +25190,15 @@
 </file>
 
 <file path=customXml/item1.xml><?xml version="1.0" encoding="utf-8"?>
+<?mso-contentType ?>
+<FormTemplates xmlns="http://schemas.microsoft.com/sharepoint/v3/contenttype/forms">
+  <Display>DocumentLibraryForm</Display>
+  <Edit>DocumentLibraryForm</Edit>
+  <New>DocumentLibraryForm</New>
+</FormTemplates>
+</file>
+
+<file path=customXml/item2.xml><?xml version="1.0" encoding="utf-8"?>
 <p:properties xmlns:p="http://schemas.microsoft.com/office/2006/metadata/properties" xmlns:xsi="http://www.w3.org/2001/XMLSchema-instance" xmlns:pc="http://schemas.microsoft.com/office/infopath/2007/PartnerControls">
   <documentManagement>
     <TaxCatchAll xmlns="adccf511-daff-4bcb-9072-914cedbf4c7e" xsi:nil="true"/>
@@ -25403,11 +25209,11 @@
 </p:properties>
 </file>
 
-<file path=customXml/item2.xml><?xml version="1.0" encoding="utf-8"?>
+<file path=customXml/item3.xml><?xml version="1.0" encoding="utf-8"?>
 <b:Sources xmlns:b="http://schemas.openxmlformats.org/officeDocument/2006/bibliography" xmlns="http://schemas.openxmlformats.org/officeDocument/2006/bibliography" SelectedStyle="\APASixthEditionOfficeOnline.xsl" StyleName="APA" Version="6"/>
 </file>
 
-<file path=customXml/item3.xml><?xml version="1.0" encoding="utf-8"?>
+<file path=customXml/item4.xml><?xml version="1.0" encoding="utf-8"?>
 <ct:contentTypeSchema xmlns:ct="http://schemas.microsoft.com/office/2006/metadata/contentType" xmlns:ma="http://schemas.microsoft.com/office/2006/metadata/properties/metaAttributes" ct:_="" ma:_="" ma:contentTypeName="Documento" ma:contentTypeID="0x010100FC2B1768DD5A774EB396CCAB0DE361C1" ma:contentTypeVersion="12" ma:contentTypeDescription="Crear nuevo documento." ma:contentTypeScope="" ma:versionID="cb0e967054766e77e9abf3380aaec2f9">
   <xsd:schema xmlns:xsd="http://www.w3.org/2001/XMLSchema" xmlns:xs="http://www.w3.org/2001/XMLSchema" xmlns:p="http://schemas.microsoft.com/office/2006/metadata/properties" xmlns:ns2="a70d3c18-0869-45a1-9f75-4b4b8f0f32be" xmlns:ns3="adccf511-daff-4bcb-9072-914cedbf4c7e" targetNamespace="http://schemas.microsoft.com/office/2006/metadata/properties" ma:root="true" ma:fieldsID="e7d77fbbcf22647d83eeb28c82daf0af" ns2:_="" ns3:_="">
     <xsd:import namespace="a70d3c18-0869-45a1-9f75-4b4b8f0f32be"/>
@@ -25608,16 +25414,15 @@
 </ct:contentTypeSchema>
 </file>
 
-<file path=customXml/item4.xml><?xml version="1.0" encoding="utf-8"?>
-<?mso-contentType ?>
-<FormTemplates xmlns="http://schemas.microsoft.com/sharepoint/v3/contenttype/forms">
-  <Display>DocumentLibraryForm</Display>
-  <Edit>DocumentLibraryForm</Edit>
-  <New>DocumentLibraryForm</New>
-</FormTemplates>
+<file path=customXml/itemProps1.xml><?xml version="1.0" encoding="utf-8"?>
+<ds:datastoreItem xmlns:ds="http://schemas.openxmlformats.org/officeDocument/2006/customXml" ds:itemID="{81CBDEC1-3B00-44ED-AD36-0268077980BA}">
+  <ds:schemaRefs>
+    <ds:schemaRef ds:uri="http://schemas.microsoft.com/sharepoint/v3/contenttype/forms"/>
+  </ds:schemaRefs>
+</ds:datastoreItem>
 </file>
 
-<file path=customXml/itemProps1.xml><?xml version="1.0" encoding="utf-8"?>
+<file path=customXml/itemProps2.xml><?xml version="1.0" encoding="utf-8"?>
 <ds:datastoreItem xmlns:ds="http://schemas.openxmlformats.org/officeDocument/2006/customXml" ds:itemID="{6929C9FE-9F22-4B98-96EF-1B541B3BD0B2}">
   <ds:schemaRefs>
     <ds:schemaRef ds:uri="http://schemas.microsoft.com/office/2006/metadata/properties"/>
@@ -25628,7 +25433,7 @@
 </ds:datastoreItem>
 </file>
 
-<file path=customXml/itemProps2.xml><?xml version="1.0" encoding="utf-8"?>
+<file path=customXml/itemProps3.xml><?xml version="1.0" encoding="utf-8"?>
 <ds:datastoreItem xmlns:ds="http://schemas.openxmlformats.org/officeDocument/2006/customXml" ds:itemID="{E8AB44A3-7C62-4BD2-82ED-8ABC209970FA}">
   <ds:schemaRefs>
     <ds:schemaRef ds:uri="http://schemas.openxmlformats.org/officeDocument/2006/bibliography"/>
@@ -25636,7 +25441,7 @@
 </ds:datastoreItem>
 </file>
 
-<file path=customXml/itemProps3.xml><?xml version="1.0" encoding="utf-8"?>
+<file path=customXml/itemProps4.xml><?xml version="1.0" encoding="utf-8"?>
 <ds:datastoreItem xmlns:ds="http://schemas.openxmlformats.org/officeDocument/2006/customXml" ds:itemID="{6DC1037B-4B60-4FDB-B831-382C54FB57AE}">
   <ds:schemaRefs>
     <ds:schemaRef ds:uri="http://schemas.microsoft.com/office/2006/metadata/contentType"/>
@@ -25653,12 +25458,4 @@
     <ds:schemaRef ds:uri="http://schemas.microsoft.com/internal/obd"/>
   </ds:schemaRefs>
 </ds:datastoreItem>
-</file>
-
-<file path=customXml/itemProps4.xml><?xml version="1.0" encoding="utf-8"?>
-<ds:datastoreItem xmlns:ds="http://schemas.openxmlformats.org/officeDocument/2006/customXml" ds:itemID="{81CBDEC1-3B00-44ED-AD36-0268077980BA}">
-  <ds:schemaRefs>
-    <ds:schemaRef ds:uri="http://schemas.microsoft.com/sharepoint/v3/contenttype/forms"/>
-  </ds:schemaRefs>
-</ds:datastoreItem>
 </file>